--- a/Recherche/Mission_Statement.docx
+++ b/Recherche/Mission_Statement.docx
@@ -70,12 +70,6 @@
         <w:gridCol w:w="11057"/>
       </w:tblGrid>
       <w:tr>
-        <w:tblPrEx>
-          <w:tblCellMar>
-            <w:top w:w="0" w:type="dxa"/>
-            <w:bottom w:w="0" w:type="dxa"/>
-          </w:tblCellMar>
-        </w:tblPrEx>
         <w:tc>
           <w:tcPr>
             <w:tcW w:w="11057" w:type="dxa"/>
@@ -182,12 +176,6 @@
         <w:gridCol w:w="11057"/>
       </w:tblGrid>
       <w:tr>
-        <w:tblPrEx>
-          <w:tblCellMar>
-            <w:top w:w="0" w:type="dxa"/>
-            <w:bottom w:w="0" w:type="dxa"/>
-          </w:tblCellMar>
-        </w:tblPrEx>
         <w:trPr>
           <w:trHeight w:val="808"/>
         </w:trPr>
@@ -297,12 +285,6 @@
         <w:gridCol w:w="11057"/>
       </w:tblGrid>
       <w:tr>
-        <w:tblPrEx>
-          <w:tblCellMar>
-            <w:top w:w="0" w:type="dxa"/>
-            <w:bottom w:w="0" w:type="dxa"/>
-          </w:tblCellMar>
-        </w:tblPrEx>
         <w:tc>
           <w:tcPr>
             <w:tcW w:w="11057" w:type="dxa"/>
@@ -371,12 +353,6 @@
         <w:gridCol w:w="8679"/>
       </w:tblGrid>
       <w:tr>
-        <w:tblPrEx>
-          <w:tblCellMar>
-            <w:top w:w="0" w:type="dxa"/>
-            <w:bottom w:w="0" w:type="dxa"/>
-          </w:tblCellMar>
-        </w:tblPrEx>
         <w:tc>
           <w:tcPr>
             <w:tcW w:w="10915" w:type="dxa"/>
@@ -420,10 +396,6 @@
             <w:insideH w:val="single" w:sz="6" w:space="0" w:color="3B75C2"/>
             <w:insideV w:val="single" w:sz="6" w:space="0" w:color="3B75C2"/>
           </w:tblBorders>
-          <w:tblCellMar>
-            <w:top w:w="0" w:type="dxa"/>
-            <w:bottom w:w="0" w:type="dxa"/>
-          </w:tblCellMar>
         </w:tblPrEx>
         <w:tc>
           <w:tcPr>
@@ -508,10 +480,6 @@
             <w:insideH w:val="single" w:sz="6" w:space="0" w:color="3B75C2"/>
             <w:insideV w:val="single" w:sz="6" w:space="0" w:color="3B75C2"/>
           </w:tblBorders>
-          <w:tblCellMar>
-            <w:top w:w="0" w:type="dxa"/>
-            <w:bottom w:w="0" w:type="dxa"/>
-          </w:tblCellMar>
         </w:tblPrEx>
         <w:tc>
           <w:tcPr>
@@ -627,10 +595,6 @@
             <w:insideH w:val="single" w:sz="6" w:space="0" w:color="3B75C2"/>
             <w:insideV w:val="single" w:sz="6" w:space="0" w:color="3B75C2"/>
           </w:tblBorders>
-          <w:tblCellMar>
-            <w:top w:w="0" w:type="dxa"/>
-            <w:bottom w:w="0" w:type="dxa"/>
-          </w:tblCellMar>
         </w:tblPrEx>
         <w:tc>
           <w:tcPr>
@@ -680,6 +644,7 @@
           <w:p>
             <w:pPr>
               <w:spacing w:before="120" w:after="120" w:line="384" w:lineRule="auto"/>
+              <w:jc w:val="both"/>
             </w:pPr>
             <w:r>
               <w:rPr>
@@ -698,6 +663,7 @@
                 <w:numId w:val="2"/>
               </w:numPr>
               <w:spacing w:after="0" w:line="384" w:lineRule="auto"/>
+              <w:jc w:val="both"/>
             </w:pPr>
             <w:r>
               <w:rPr>
@@ -716,6 +682,7 @@
                 <w:numId w:val="2"/>
               </w:numPr>
               <w:spacing w:after="0" w:line="384" w:lineRule="auto"/>
+              <w:jc w:val="both"/>
             </w:pPr>
             <w:r>
               <w:rPr>
@@ -734,6 +701,7 @@
                 <w:numId w:val="2"/>
               </w:numPr>
               <w:spacing w:after="0" w:line="384" w:lineRule="auto"/>
+              <w:jc w:val="both"/>
             </w:pPr>
             <w:r>
               <w:rPr>
@@ -752,6 +720,7 @@
                 <w:numId w:val="2"/>
               </w:numPr>
               <w:spacing w:after="0" w:line="384" w:lineRule="auto"/>
+              <w:jc w:val="both"/>
             </w:pPr>
             <w:r>
               <w:rPr>
@@ -775,10 +744,6 @@
             <w:insideH w:val="single" w:sz="6" w:space="0" w:color="3B75C2"/>
             <w:insideV w:val="single" w:sz="6" w:space="0" w:color="3B75C2"/>
           </w:tblBorders>
-          <w:tblCellMar>
-            <w:top w:w="0" w:type="dxa"/>
-            <w:bottom w:w="0" w:type="dxa"/>
-          </w:tblCellMar>
         </w:tblPrEx>
         <w:tc>
           <w:tcPr>
@@ -828,6 +793,7 @@
           <w:p>
             <w:pPr>
               <w:spacing w:before="120" w:after="120" w:line="384" w:lineRule="auto"/>
+              <w:jc w:val="both"/>
             </w:pPr>
             <w:r>
               <w:rPr>
@@ -844,6 +810,7 @@
           <w:p>
             <w:pPr>
               <w:spacing w:before="120" w:after="120" w:line="384" w:lineRule="auto"/>
+              <w:jc w:val="both"/>
             </w:pPr>
             <w:proofErr w:type="spellStart"/>
             <w:r>
@@ -878,6 +845,7 @@
           <w:p>
             <w:pPr>
               <w:spacing w:before="120" w:after="120" w:line="384" w:lineRule="auto"/>
+              <w:jc w:val="both"/>
             </w:pPr>
             <w:r>
               <w:rPr>
@@ -894,6 +862,7 @@
           <w:p>
             <w:pPr>
               <w:spacing w:before="120" w:after="120" w:line="384" w:lineRule="auto"/>
+              <w:jc w:val="both"/>
             </w:pPr>
             <w:proofErr w:type="spellStart"/>
             <w:r>
@@ -919,6 +888,7 @@
           <w:p>
             <w:pPr>
               <w:spacing w:before="120" w:after="120" w:line="384" w:lineRule="auto"/>
+              <w:jc w:val="both"/>
             </w:pPr>
             <w:r>
               <w:rPr>
@@ -935,6 +905,7 @@
           <w:p>
             <w:pPr>
               <w:spacing w:before="120" w:after="120" w:line="384" w:lineRule="auto"/>
+              <w:jc w:val="both"/>
             </w:pPr>
             <w:r>
               <w:rPr>
@@ -949,6 +920,7 @@
           <w:p>
             <w:pPr>
               <w:spacing w:before="120" w:after="120" w:line="384" w:lineRule="auto"/>
+              <w:jc w:val="both"/>
             </w:pPr>
             <w:r>
               <w:rPr>
@@ -965,6 +937,7 @@
           <w:p>
             <w:pPr>
               <w:spacing w:before="120" w:after="120" w:line="384" w:lineRule="auto"/>
+              <w:jc w:val="both"/>
             </w:pPr>
             <w:proofErr w:type="spellStart"/>
             <w:r>
@@ -990,6 +963,7 @@
           <w:p>
             <w:pPr>
               <w:spacing w:before="120" w:after="120" w:line="384" w:lineRule="auto"/>
+              <w:jc w:val="both"/>
             </w:pPr>
             <w:r>
               <w:rPr>
@@ -1030,6 +1004,7 @@
           <w:p>
             <w:pPr>
               <w:spacing w:before="120" w:after="120" w:line="384" w:lineRule="auto"/>
+              <w:jc w:val="both"/>
             </w:pPr>
             <w:r>
               <w:rPr>
@@ -1053,10 +1028,6 @@
             <w:insideH w:val="single" w:sz="6" w:space="0" w:color="3B75C2"/>
             <w:insideV w:val="single" w:sz="6" w:space="0" w:color="3B75C2"/>
           </w:tblBorders>
-          <w:tblCellMar>
-            <w:top w:w="0" w:type="dxa"/>
-            <w:bottom w:w="0" w:type="dxa"/>
-          </w:tblCellMar>
         </w:tblPrEx>
         <w:tc>
           <w:tcPr>
@@ -1123,6 +1094,7 @@
           <w:p>
             <w:pPr>
               <w:spacing w:before="120" w:after="120" w:line="384" w:lineRule="auto"/>
+              <w:jc w:val="both"/>
             </w:pPr>
             <w:r>
               <w:rPr>
@@ -1131,9 +1103,8 @@
                 <w:sz w:val="21"/>
                 <w:szCs w:val="21"/>
               </w:rPr>
-              <w:t xml:space="preserve">Die Konzeption orientiert sich am MDA-Framework, welches zur </w:t>
-            </w:r>
-            <w:proofErr w:type="spellStart"/>
+              <w:t>Die Konzeption orientiert sich am MDA-Framework, welches zur struk</w:t>
+            </w:r>
             <w:r>
               <w:rPr>
                 <w:rFonts w:ascii="Verdana" w:eastAsia="Verdana" w:hAnsi="Verdana" w:cs="Verdana"/>
@@ -1141,9 +1112,8 @@
                 <w:sz w:val="21"/>
                 <w:szCs w:val="21"/>
               </w:rPr>
-              <w:t>strukurierten</w:t>
-            </w:r>
-            <w:proofErr w:type="spellEnd"/>
+              <w:t>t</w:t>
+            </w:r>
             <w:r>
               <w:rPr>
                 <w:rFonts w:ascii="Verdana" w:eastAsia="Verdana" w:hAnsi="Verdana" w:cs="Verdana"/>
@@ -1151,7 +1121,7 @@
                 <w:sz w:val="21"/>
                 <w:szCs w:val="21"/>
               </w:rPr>
-              <w:t xml:space="preserve"> Entwicklung und Analyse von Spielen verwendet wird. </w:t>
+              <w:t xml:space="preserve">urierten Entwicklung und Analyse von Spielen verwendet wird. </w:t>
             </w:r>
           </w:p>
           <w:p>
@@ -1254,6 +1224,7 @@
           <w:p>
             <w:pPr>
               <w:spacing w:before="120" w:after="120" w:line="384" w:lineRule="auto"/>
+              <w:jc w:val="both"/>
             </w:pPr>
             <w:r>
               <w:rPr>
@@ -1264,6 +1235,727 @@
               </w:rPr>
               <w:t xml:space="preserve">Das Spiel basiert auf einem modularen Objektmodell, das die Prinzipien der objektorientierten Programmierung direkt im Game Design widerspiegelt. </w:t>
             </w:r>
+          </w:p>
+        </w:tc>
+      </w:tr>
+      <w:tr>
+        <w:tblPrEx>
+          <w:tblBorders>
+            <w:top w:val="single" w:sz="6" w:space="0" w:color="3B75C2"/>
+            <w:left w:val="single" w:sz="6" w:space="0" w:color="3B75C2"/>
+            <w:bottom w:val="single" w:sz="6" w:space="0" w:color="3B75C2"/>
+            <w:right w:val="single" w:sz="6" w:space="0" w:color="3B75C2"/>
+            <w:insideH w:val="single" w:sz="6" w:space="0" w:color="3B75C2"/>
+            <w:insideV w:val="single" w:sz="6" w:space="0" w:color="3B75C2"/>
+          </w:tblBorders>
+        </w:tblPrEx>
+        <w:tc>
+          <w:tcPr>
+            <w:tcW w:w="2236" w:type="dxa"/>
+            <w:tcBorders>
+              <w:top w:val="single" w:sz="6" w:space="0" w:color="3B75C2"/>
+              <w:left w:val="single" w:sz="6" w:space="0" w:color="FFFFFF"/>
+              <w:bottom w:val="single" w:sz="6" w:space="0" w:color="3B75C2"/>
+              <w:right w:val="single" w:sz="6" w:space="0" w:color="3B75C2"/>
+            </w:tcBorders>
+            <w:shd w:val="clear" w:color="auto" w:fill="E0EEFF"/>
+            <w:tcMar>
+              <w:top w:w="150" w:type="dxa"/>
+              <w:left w:w="150" w:type="dxa"/>
+              <w:bottom w:w="150" w:type="dxa"/>
+              <w:right w:w="150" w:type="dxa"/>
+            </w:tcMar>
+          </w:tcPr>
+          <w:p>
+            <w:pPr>
+              <w:spacing w:before="120" w:after="120" w:line="384" w:lineRule="auto"/>
+              <w:jc w:val="center"/>
+              <w:rPr>
+                <w:rFonts w:ascii="Verdana Bold" w:eastAsia="Verdana Bold" w:hAnsi="Verdana Bold" w:cs="Verdana Bold"/>
+                <w:b/>
+                <w:bCs/>
+                <w:color w:val="000000"/>
+                <w:sz w:val="26"/>
+                <w:szCs w:val="26"/>
+              </w:rPr>
+            </w:pPr>
+            <w:r>
+              <w:rPr>
+                <w:rFonts w:ascii="Verdana Bold" w:eastAsia="Verdana Bold" w:hAnsi="Verdana Bold" w:cs="Verdana Bold"/>
+                <w:b/>
+                <w:bCs/>
+                <w:color w:val="000000"/>
+                <w:sz w:val="26"/>
+                <w:szCs w:val="26"/>
+              </w:rPr>
+              <w:t>Zielgruppe</w:t>
+            </w:r>
+          </w:p>
+        </w:tc>
+        <w:tc>
+          <w:tcPr>
+            <w:tcW w:w="8679" w:type="dxa"/>
+            <w:tcBorders>
+              <w:top w:val="single" w:sz="6" w:space="0" w:color="3B75C2"/>
+              <w:left w:val="single" w:sz="6" w:space="0" w:color="3B75C2"/>
+              <w:bottom w:val="single" w:sz="6" w:space="0" w:color="3B75C2"/>
+              <w:right w:val="single" w:sz="6" w:space="0" w:color="FFFFFF"/>
+            </w:tcBorders>
+            <w:tcMar>
+              <w:top w:w="150" w:type="dxa"/>
+              <w:left w:w="150" w:type="dxa"/>
+              <w:bottom w:w="150" w:type="dxa"/>
+              <w:right w:w="150" w:type="dxa"/>
+            </w:tcMar>
+          </w:tcPr>
+          <w:p>
+            <w:pPr>
+              <w:pStyle w:val="p1"/>
+              <w:spacing w:after="240" w:afterAutospacing="0"/>
+              <w:jc w:val="both"/>
+              <w:rPr>
+                <w:rFonts w:ascii="Verdana" w:hAnsi="Verdana"/>
+                <w:sz w:val="21"/>
+                <w:szCs w:val="21"/>
+              </w:rPr>
+            </w:pPr>
+            <w:r>
+              <w:rPr>
+                <w:rFonts w:ascii="Verdana" w:hAnsi="Verdana"/>
+                <w:b/>
+                <w:bCs/>
+                <w:sz w:val="21"/>
+                <w:szCs w:val="21"/>
+              </w:rPr>
+              <w:t>Primäre Zielgruppe:</w:t>
+            </w:r>
+          </w:p>
+          <w:p>
+            <w:pPr>
+              <w:pStyle w:val="p1"/>
+              <w:numPr>
+                <w:ilvl w:val="0"/>
+                <w:numId w:val="6"/>
+              </w:numPr>
+              <w:spacing w:before="0" w:beforeAutospacing="0" w:line="384" w:lineRule="auto"/>
+              <w:ind w:left="714" w:hanging="357"/>
+              <w:jc w:val="both"/>
+              <w:rPr>
+                <w:rFonts w:ascii="Verdana" w:hAnsi="Verdana"/>
+                <w:sz w:val="21"/>
+                <w:szCs w:val="21"/>
+              </w:rPr>
+            </w:pPr>
+            <w:r>
+              <w:rPr>
+                <w:rFonts w:ascii="Verdana" w:hAnsi="Verdana"/>
+                <w:sz w:val="21"/>
+                <w:szCs w:val="21"/>
+              </w:rPr>
+              <w:t>Studierende in Informatikstudiengängen</w:t>
+            </w:r>
+          </w:p>
+          <w:p>
+            <w:pPr>
+              <w:pStyle w:val="p1"/>
+              <w:numPr>
+                <w:ilvl w:val="0"/>
+                <w:numId w:val="6"/>
+              </w:numPr>
+              <w:spacing w:line="384" w:lineRule="auto"/>
+              <w:ind w:left="714" w:hanging="357"/>
+              <w:jc w:val="both"/>
+              <w:rPr>
+                <w:rFonts w:ascii="Verdana" w:hAnsi="Verdana"/>
+                <w:sz w:val="21"/>
+                <w:szCs w:val="21"/>
+              </w:rPr>
+            </w:pPr>
+            <w:r>
+              <w:rPr>
+                <w:rFonts w:ascii="Verdana" w:hAnsi="Verdana"/>
+                <w:sz w:val="21"/>
+                <w:szCs w:val="21"/>
+              </w:rPr>
+              <w:t>Studierende technischer Studiengänge</w:t>
+            </w:r>
+          </w:p>
+          <w:p>
+            <w:pPr>
+              <w:pStyle w:val="p1"/>
+              <w:numPr>
+                <w:ilvl w:val="0"/>
+                <w:numId w:val="6"/>
+              </w:numPr>
+              <w:spacing w:line="384" w:lineRule="auto"/>
+              <w:ind w:left="714" w:hanging="357"/>
+              <w:jc w:val="both"/>
+              <w:rPr>
+                <w:rFonts w:ascii="Verdana" w:hAnsi="Verdana"/>
+                <w:sz w:val="21"/>
+                <w:szCs w:val="21"/>
+              </w:rPr>
+            </w:pPr>
+            <w:proofErr w:type="spellStart"/>
+            <w:proofErr w:type="gramStart"/>
+            <w:r>
+              <w:rPr>
+                <w:rFonts w:ascii="Verdana" w:hAnsi="Verdana"/>
+                <w:sz w:val="21"/>
+                <w:szCs w:val="21"/>
+              </w:rPr>
+              <w:t>Anfänger</w:t>
+            </w:r>
+            <w:r>
+              <w:rPr>
+                <w:rFonts w:ascii="Verdana" w:hAnsi="Verdana"/>
+                <w:sz w:val="21"/>
+                <w:szCs w:val="21"/>
+              </w:rPr>
+              <w:t>:innen</w:t>
+            </w:r>
+            <w:proofErr w:type="spellEnd"/>
+            <w:proofErr w:type="gramEnd"/>
+            <w:r>
+              <w:rPr>
+                <w:rFonts w:ascii="Verdana" w:hAnsi="Verdana"/>
+                <w:sz w:val="21"/>
+                <w:szCs w:val="21"/>
+              </w:rPr>
+              <w:t xml:space="preserve"> in OOP</w:t>
+            </w:r>
+          </w:p>
+          <w:p>
+            <w:pPr>
+              <w:pStyle w:val="p1"/>
+              <w:numPr>
+                <w:ilvl w:val="0"/>
+                <w:numId w:val="6"/>
+              </w:numPr>
+              <w:ind w:left="714" w:hanging="357"/>
+              <w:jc w:val="both"/>
+              <w:rPr>
+                <w:rFonts w:ascii="Verdana" w:hAnsi="Verdana"/>
+                <w:sz w:val="21"/>
+                <w:szCs w:val="21"/>
+              </w:rPr>
+            </w:pPr>
+            <w:r>
+              <w:rPr>
+                <w:rFonts w:ascii="Verdana" w:hAnsi="Verdana"/>
+                <w:sz w:val="21"/>
+                <w:szCs w:val="21"/>
+              </w:rPr>
+              <w:t>Personen in Programmierkursen</w:t>
+            </w:r>
+          </w:p>
+          <w:p>
+            <w:pPr>
+              <w:pStyle w:val="p1"/>
+              <w:jc w:val="both"/>
+              <w:rPr>
+                <w:rFonts w:ascii="Verdana" w:hAnsi="Verdana"/>
+                <w:b/>
+                <w:bCs/>
+                <w:sz w:val="21"/>
+                <w:szCs w:val="21"/>
+              </w:rPr>
+            </w:pPr>
+            <w:r>
+              <w:rPr>
+                <w:rFonts w:ascii="Verdana" w:hAnsi="Verdana"/>
+                <w:b/>
+                <w:bCs/>
+                <w:sz w:val="21"/>
+                <w:szCs w:val="21"/>
+              </w:rPr>
+              <w:t>Sekundäre Zielgruppe:</w:t>
+            </w:r>
+          </w:p>
+          <w:p>
+            <w:pPr>
+              <w:pStyle w:val="p1"/>
+              <w:numPr>
+                <w:ilvl w:val="0"/>
+                <w:numId w:val="7"/>
+              </w:numPr>
+              <w:spacing w:line="384" w:lineRule="auto"/>
+              <w:jc w:val="both"/>
+              <w:rPr>
+                <w:rFonts w:ascii="Verdana" w:hAnsi="Verdana"/>
+                <w:b/>
+                <w:bCs/>
+                <w:sz w:val="21"/>
+                <w:szCs w:val="21"/>
+              </w:rPr>
+            </w:pPr>
+            <w:r>
+              <w:rPr>
+                <w:rFonts w:ascii="Verdana" w:hAnsi="Verdana"/>
+                <w:sz w:val="21"/>
+                <w:szCs w:val="21"/>
+              </w:rPr>
+              <w:t xml:space="preserve">Programmierinteressierte </w:t>
+            </w:r>
+            <w:proofErr w:type="spellStart"/>
+            <w:proofErr w:type="gramStart"/>
+            <w:r>
+              <w:rPr>
+                <w:rFonts w:ascii="Verdana" w:hAnsi="Verdana"/>
+                <w:sz w:val="21"/>
+                <w:szCs w:val="21"/>
+              </w:rPr>
+              <w:t>Selbstlerner:innen</w:t>
+            </w:r>
+            <w:proofErr w:type="spellEnd"/>
+            <w:proofErr w:type="gramEnd"/>
+          </w:p>
+          <w:p>
+            <w:pPr>
+              <w:pStyle w:val="p1"/>
+              <w:numPr>
+                <w:ilvl w:val="0"/>
+                <w:numId w:val="7"/>
+              </w:numPr>
+              <w:spacing w:line="384" w:lineRule="auto"/>
+              <w:jc w:val="both"/>
+              <w:rPr>
+                <w:rFonts w:ascii="Verdana" w:hAnsi="Verdana"/>
+                <w:b/>
+                <w:bCs/>
+                <w:sz w:val="21"/>
+                <w:szCs w:val="21"/>
+              </w:rPr>
+            </w:pPr>
+            <w:r>
+              <w:rPr>
+                <w:rFonts w:ascii="Verdana" w:hAnsi="Verdana"/>
+                <w:sz w:val="21"/>
+                <w:szCs w:val="21"/>
+              </w:rPr>
+              <w:t>Hobbyentwickler</w:t>
+            </w:r>
+          </w:p>
+          <w:p>
+            <w:pPr>
+              <w:pStyle w:val="p1"/>
+              <w:numPr>
+                <w:ilvl w:val="0"/>
+                <w:numId w:val="7"/>
+              </w:numPr>
+              <w:jc w:val="both"/>
+              <w:rPr>
+                <w:rFonts w:ascii="Verdana" w:hAnsi="Verdana"/>
+                <w:b/>
+                <w:bCs/>
+                <w:sz w:val="21"/>
+                <w:szCs w:val="21"/>
+              </w:rPr>
+            </w:pPr>
+            <w:r>
+              <w:rPr>
+                <w:rFonts w:ascii="Verdana" w:hAnsi="Verdana"/>
+                <w:sz w:val="21"/>
+                <w:szCs w:val="21"/>
+              </w:rPr>
+              <w:t>Personen mit Interesse am Game-</w:t>
+            </w:r>
+            <w:proofErr w:type="spellStart"/>
+            <w:r>
+              <w:rPr>
+                <w:rFonts w:ascii="Verdana" w:hAnsi="Verdana"/>
+                <w:sz w:val="21"/>
+                <w:szCs w:val="21"/>
+              </w:rPr>
+              <w:t>Based</w:t>
+            </w:r>
+            <w:proofErr w:type="spellEnd"/>
+            <w:r>
+              <w:rPr>
+                <w:rFonts w:ascii="Verdana" w:hAnsi="Verdana"/>
+                <w:sz w:val="21"/>
+                <w:szCs w:val="21"/>
+              </w:rPr>
+              <w:t>-Learning</w:t>
+            </w:r>
+          </w:p>
+          <w:p>
+            <w:pPr>
+              <w:pStyle w:val="p1"/>
+              <w:jc w:val="both"/>
+              <w:rPr>
+                <w:rFonts w:ascii="Verdana" w:hAnsi="Verdana"/>
+                <w:b/>
+                <w:bCs/>
+                <w:sz w:val="21"/>
+                <w:szCs w:val="21"/>
+              </w:rPr>
+            </w:pPr>
+            <w:r>
+              <w:rPr>
+                <w:rFonts w:ascii="Verdana" w:hAnsi="Verdana"/>
+                <w:b/>
+                <w:bCs/>
+                <w:sz w:val="21"/>
+                <w:szCs w:val="21"/>
+              </w:rPr>
+              <w:t>Allgemein</w:t>
+            </w:r>
+            <w:r>
+              <w:rPr>
+                <w:rFonts w:ascii="Verdana" w:hAnsi="Verdana"/>
+                <w:b/>
+                <w:bCs/>
+                <w:sz w:val="21"/>
+                <w:szCs w:val="21"/>
+              </w:rPr>
+              <w:t>e Eingrenzung</w:t>
+            </w:r>
+            <w:r>
+              <w:rPr>
+                <w:rFonts w:ascii="Verdana" w:hAnsi="Verdana"/>
+                <w:b/>
+                <w:bCs/>
+                <w:sz w:val="21"/>
+                <w:szCs w:val="21"/>
+              </w:rPr>
+              <w:t>:</w:t>
+            </w:r>
+          </w:p>
+          <w:tbl>
+            <w:tblPr>
+              <w:tblStyle w:val="Tabellenraster"/>
+              <w:tblW w:w="0" w:type="auto"/>
+              <w:tblLook w:val="04A0" w:firstRow="1" w:lastRow="0" w:firstColumn="1" w:lastColumn="0" w:noHBand="0" w:noVBand="1"/>
+            </w:tblPr>
+            <w:tblGrid>
+              <w:gridCol w:w="2150"/>
+              <w:gridCol w:w="6214"/>
+            </w:tblGrid>
+            <w:tr>
+              <w:trPr>
+                <w:trHeight w:val="396"/>
+              </w:trPr>
+              <w:tc>
+                <w:tcPr>
+                  <w:tcW w:w="2150" w:type="dxa"/>
+                </w:tcPr>
+                <w:p>
+                  <w:pPr>
+                    <w:pStyle w:val="p1"/>
+                    <w:jc w:val="both"/>
+                    <w:rPr>
+                      <w:rFonts w:ascii="Verdana" w:hAnsi="Verdana"/>
+                      <w:b/>
+                      <w:bCs/>
+                      <w:sz w:val="21"/>
+                      <w:szCs w:val="21"/>
+                    </w:rPr>
+                  </w:pPr>
+                  <w:r>
+                    <w:rPr>
+                      <w:rFonts w:ascii="Verdana" w:hAnsi="Verdana"/>
+                      <w:b/>
+                      <w:bCs/>
+                      <w:sz w:val="21"/>
+                      <w:szCs w:val="21"/>
+                    </w:rPr>
+                    <w:t>Merkmal</w:t>
+                  </w:r>
+                </w:p>
+              </w:tc>
+              <w:tc>
+                <w:tcPr>
+                  <w:tcW w:w="6214" w:type="dxa"/>
+                </w:tcPr>
+                <w:p>
+                  <w:pPr>
+                    <w:pStyle w:val="p1"/>
+                    <w:jc w:val="both"/>
+                    <w:rPr>
+                      <w:rFonts w:ascii="Verdana" w:hAnsi="Verdana"/>
+                      <w:b/>
+                      <w:bCs/>
+                      <w:sz w:val="21"/>
+                      <w:szCs w:val="21"/>
+                    </w:rPr>
+                  </w:pPr>
+                  <w:r>
+                    <w:rPr>
+                      <w:rFonts w:ascii="Verdana" w:hAnsi="Verdana"/>
+                      <w:b/>
+                      <w:bCs/>
+                      <w:sz w:val="21"/>
+                      <w:szCs w:val="21"/>
+                    </w:rPr>
+                    <w:t>Wert</w:t>
+                  </w:r>
+                </w:p>
+              </w:tc>
+            </w:tr>
+            <w:tr>
+              <w:tc>
+                <w:tcPr>
+                  <w:tcW w:w="2150" w:type="dxa"/>
+                </w:tcPr>
+                <w:p>
+                  <w:pPr>
+                    <w:pStyle w:val="p1"/>
+                    <w:jc w:val="both"/>
+                    <w:rPr>
+                      <w:rFonts w:ascii="Verdana" w:hAnsi="Verdana"/>
+                      <w:sz w:val="21"/>
+                      <w:szCs w:val="21"/>
+                    </w:rPr>
+                  </w:pPr>
+                  <w:r>
+                    <w:rPr>
+                      <w:rFonts w:ascii="Verdana" w:hAnsi="Verdana"/>
+                      <w:sz w:val="21"/>
+                      <w:szCs w:val="21"/>
+                    </w:rPr>
+                    <w:t>Alter</w:t>
+                  </w:r>
+                </w:p>
+              </w:tc>
+              <w:tc>
+                <w:tcPr>
+                  <w:tcW w:w="6214" w:type="dxa"/>
+                </w:tcPr>
+                <w:p>
+                  <w:pPr>
+                    <w:pStyle w:val="p1"/>
+                    <w:jc w:val="both"/>
+                    <w:rPr>
+                      <w:rFonts w:ascii="Verdana" w:hAnsi="Verdana"/>
+                      <w:sz w:val="21"/>
+                      <w:szCs w:val="21"/>
+                    </w:rPr>
+                  </w:pPr>
+                  <w:r>
+                    <w:rPr>
+                      <w:rFonts w:ascii="Verdana" w:hAnsi="Verdana"/>
+                      <w:sz w:val="21"/>
+                      <w:szCs w:val="21"/>
+                    </w:rPr>
+                    <w:t>ca. 18 – 36 Jahre</w:t>
+                  </w:r>
+                </w:p>
+              </w:tc>
+            </w:tr>
+            <w:tr>
+              <w:tc>
+                <w:tcPr>
+                  <w:tcW w:w="2150" w:type="dxa"/>
+                </w:tcPr>
+                <w:p>
+                  <w:pPr>
+                    <w:pStyle w:val="p1"/>
+                    <w:jc w:val="both"/>
+                    <w:rPr>
+                      <w:rFonts w:ascii="Verdana" w:hAnsi="Verdana"/>
+                      <w:sz w:val="21"/>
+                      <w:szCs w:val="21"/>
+                    </w:rPr>
+                  </w:pPr>
+                  <w:r>
+                    <w:rPr>
+                      <w:rFonts w:ascii="Verdana" w:hAnsi="Verdana"/>
+                      <w:sz w:val="21"/>
+                      <w:szCs w:val="21"/>
+                    </w:rPr>
+                    <w:t>Vorwissen</w:t>
+                  </w:r>
+                </w:p>
+              </w:tc>
+              <w:tc>
+                <w:tcPr>
+                  <w:tcW w:w="6214" w:type="dxa"/>
+                </w:tcPr>
+                <w:p>
+                  <w:pPr>
+                    <w:pStyle w:val="p1"/>
+                    <w:jc w:val="both"/>
+                    <w:rPr>
+                      <w:rFonts w:ascii="Verdana" w:hAnsi="Verdana"/>
+                      <w:sz w:val="21"/>
+                      <w:szCs w:val="21"/>
+                    </w:rPr>
+                  </w:pPr>
+                  <w:r>
+                    <w:rPr>
+                      <w:rFonts w:ascii="Verdana" w:hAnsi="Verdana"/>
+                      <w:sz w:val="21"/>
+                      <w:szCs w:val="21"/>
+                    </w:rPr>
+                    <w:t>Grundkenntnisse in Programmierung</w:t>
+                  </w:r>
+                </w:p>
+              </w:tc>
+            </w:tr>
+            <w:tr>
+              <w:tc>
+                <w:tcPr>
+                  <w:tcW w:w="2150" w:type="dxa"/>
+                </w:tcPr>
+                <w:p>
+                  <w:pPr>
+                    <w:pStyle w:val="p1"/>
+                    <w:jc w:val="both"/>
+                    <w:rPr>
+                      <w:rFonts w:ascii="Verdana" w:hAnsi="Verdana"/>
+                      <w:sz w:val="21"/>
+                      <w:szCs w:val="21"/>
+                    </w:rPr>
+                  </w:pPr>
+                  <w:r>
+                    <w:rPr>
+                      <w:rFonts w:ascii="Verdana" w:hAnsi="Verdana"/>
+                      <w:sz w:val="21"/>
+                      <w:szCs w:val="21"/>
+                    </w:rPr>
+                    <w:t>Plattform</w:t>
+                  </w:r>
+                </w:p>
+              </w:tc>
+              <w:tc>
+                <w:tcPr>
+                  <w:tcW w:w="6214" w:type="dxa"/>
+                </w:tcPr>
+                <w:p>
+                  <w:pPr>
+                    <w:pStyle w:val="p1"/>
+                    <w:jc w:val="both"/>
+                    <w:rPr>
+                      <w:rFonts w:ascii="Verdana" w:hAnsi="Verdana"/>
+                      <w:sz w:val="21"/>
+                      <w:szCs w:val="21"/>
+                    </w:rPr>
+                  </w:pPr>
+                  <w:r>
+                    <w:rPr>
+                      <w:rFonts w:ascii="Verdana" w:hAnsi="Verdana"/>
+                      <w:sz w:val="21"/>
+                      <w:szCs w:val="21"/>
+                    </w:rPr>
+                    <w:t>PC, Mobile</w:t>
+                  </w:r>
+                </w:p>
+              </w:tc>
+            </w:tr>
+            <w:tr>
+              <w:tc>
+                <w:tcPr>
+                  <w:tcW w:w="2150" w:type="dxa"/>
+                </w:tcPr>
+                <w:p>
+                  <w:pPr>
+                    <w:pStyle w:val="p1"/>
+                    <w:jc w:val="both"/>
+                    <w:rPr>
+                      <w:rFonts w:ascii="Verdana" w:hAnsi="Verdana"/>
+                      <w:sz w:val="21"/>
+                      <w:szCs w:val="21"/>
+                    </w:rPr>
+                  </w:pPr>
+                  <w:r>
+                    <w:rPr>
+                      <w:rFonts w:ascii="Verdana" w:hAnsi="Verdana"/>
+                      <w:sz w:val="21"/>
+                      <w:szCs w:val="21"/>
+                    </w:rPr>
+                    <w:t>Motivation</w:t>
+                  </w:r>
+                </w:p>
+              </w:tc>
+              <w:tc>
+                <w:tcPr>
+                  <w:tcW w:w="6214" w:type="dxa"/>
+                </w:tcPr>
+                <w:p>
+                  <w:pPr>
+                    <w:pStyle w:val="p1"/>
+                    <w:jc w:val="both"/>
+                    <w:rPr>
+                      <w:rFonts w:ascii="Verdana" w:hAnsi="Verdana"/>
+                      <w:sz w:val="21"/>
+                      <w:szCs w:val="21"/>
+                    </w:rPr>
+                  </w:pPr>
+                  <w:r>
+                    <w:rPr>
+                      <w:rFonts w:ascii="Verdana" w:hAnsi="Verdana"/>
+                      <w:sz w:val="21"/>
+                      <w:szCs w:val="21"/>
+                    </w:rPr>
+                    <w:t>Lernen in Kombination mit Unterhaltung</w:t>
+                  </w:r>
+                </w:p>
+              </w:tc>
+            </w:tr>
+            <w:tr>
+              <w:tc>
+                <w:tcPr>
+                  <w:tcW w:w="2150" w:type="dxa"/>
+                </w:tcPr>
+                <w:p>
+                  <w:pPr>
+                    <w:pStyle w:val="p1"/>
+                    <w:jc w:val="both"/>
+                    <w:rPr>
+                      <w:rFonts w:ascii="Verdana" w:hAnsi="Verdana"/>
+                      <w:sz w:val="21"/>
+                      <w:szCs w:val="21"/>
+                    </w:rPr>
+                  </w:pPr>
+                  <w:r>
+                    <w:rPr>
+                      <w:rFonts w:ascii="Verdana" w:hAnsi="Verdana"/>
+                      <w:sz w:val="21"/>
+                      <w:szCs w:val="21"/>
+                    </w:rPr>
+                    <w:t>Erfahrung</w:t>
+                  </w:r>
+                </w:p>
+              </w:tc>
+              <w:tc>
+                <w:tcPr>
+                  <w:tcW w:w="6214" w:type="dxa"/>
+                </w:tcPr>
+                <w:p>
+                  <w:pPr>
+                    <w:pStyle w:val="p1"/>
+                    <w:jc w:val="both"/>
+                    <w:rPr>
+                      <w:rFonts w:ascii="Verdana" w:hAnsi="Verdana"/>
+                      <w:sz w:val="21"/>
+                      <w:szCs w:val="21"/>
+                    </w:rPr>
+                  </w:pPr>
+                  <w:r>
+                    <w:rPr>
+                      <w:rFonts w:ascii="Verdana" w:hAnsi="Verdana"/>
+                      <w:sz w:val="21"/>
+                      <w:szCs w:val="21"/>
+                    </w:rPr>
+                    <w:t>Anfängerlevel bis Fortgeschritten</w:t>
+                  </w:r>
+                </w:p>
+              </w:tc>
+            </w:tr>
+          </w:tbl>
+          <w:p>
+            <w:pPr>
+              <w:pStyle w:val="p1"/>
+              <w:jc w:val="both"/>
+              <w:rPr>
+                <w:rFonts w:ascii="Verdana" w:hAnsi="Verdana"/>
+                <w:b/>
+                <w:bCs/>
+                <w:sz w:val="21"/>
+                <w:szCs w:val="21"/>
+              </w:rPr>
+            </w:pPr>
           </w:p>
         </w:tc>
       </w:tr>
@@ -1392,6 +2084,344 @@
     </w:lvl>
   </w:abstractNum>
   <w:abstractNum w:abstractNumId="1" w15:restartNumberingAfterBreak="0">
+    <w:nsid w:val="42847AD6"/>
+    <w:multiLevelType w:val="hybridMultilevel"/>
+    <w:tmpl w:val="88F806F0"/>
+    <w:lvl w:ilvl="0" w:tplc="694E4FDE">
+      <w:numFmt w:val="bullet"/>
+      <w:lvlText w:val="-"/>
+      <w:lvlJc w:val="left"/>
+      <w:pPr>
+        <w:ind w:left="720" w:hanging="360"/>
+      </w:pPr>
+      <w:rPr>
+        <w:rFonts w:ascii="Verdana" w:eastAsia="Times New Roman" w:hAnsi="Verdana" w:cs="Times New Roman" w:hint="default"/>
+      </w:rPr>
+    </w:lvl>
+    <w:lvl w:ilvl="1" w:tplc="04070003" w:tentative="1">
+      <w:start w:val="1"/>
+      <w:numFmt w:val="bullet"/>
+      <w:lvlText w:val="o"/>
+      <w:lvlJc w:val="left"/>
+      <w:pPr>
+        <w:ind w:left="1440" w:hanging="360"/>
+      </w:pPr>
+      <w:rPr>
+        <w:rFonts w:ascii="Courier New" w:hAnsi="Courier New" w:cs="Courier New" w:hint="default"/>
+      </w:rPr>
+    </w:lvl>
+    <w:lvl w:ilvl="2" w:tplc="04070005" w:tentative="1">
+      <w:start w:val="1"/>
+      <w:numFmt w:val="bullet"/>
+      <w:lvlText w:val=""/>
+      <w:lvlJc w:val="left"/>
+      <w:pPr>
+        <w:ind w:left="2160" w:hanging="360"/>
+      </w:pPr>
+      <w:rPr>
+        <w:rFonts w:ascii="Wingdings" w:hAnsi="Wingdings" w:hint="default"/>
+      </w:rPr>
+    </w:lvl>
+    <w:lvl w:ilvl="3" w:tplc="04070001" w:tentative="1">
+      <w:start w:val="1"/>
+      <w:numFmt w:val="bullet"/>
+      <w:lvlText w:val=""/>
+      <w:lvlJc w:val="left"/>
+      <w:pPr>
+        <w:ind w:left="2880" w:hanging="360"/>
+      </w:pPr>
+      <w:rPr>
+        <w:rFonts w:ascii="Symbol" w:hAnsi="Symbol" w:hint="default"/>
+      </w:rPr>
+    </w:lvl>
+    <w:lvl w:ilvl="4" w:tplc="04070003" w:tentative="1">
+      <w:start w:val="1"/>
+      <w:numFmt w:val="bullet"/>
+      <w:lvlText w:val="o"/>
+      <w:lvlJc w:val="left"/>
+      <w:pPr>
+        <w:ind w:left="3600" w:hanging="360"/>
+      </w:pPr>
+      <w:rPr>
+        <w:rFonts w:ascii="Courier New" w:hAnsi="Courier New" w:cs="Courier New" w:hint="default"/>
+      </w:rPr>
+    </w:lvl>
+    <w:lvl w:ilvl="5" w:tplc="04070005" w:tentative="1">
+      <w:start w:val="1"/>
+      <w:numFmt w:val="bullet"/>
+      <w:lvlText w:val=""/>
+      <w:lvlJc w:val="left"/>
+      <w:pPr>
+        <w:ind w:left="4320" w:hanging="360"/>
+      </w:pPr>
+      <w:rPr>
+        <w:rFonts w:ascii="Wingdings" w:hAnsi="Wingdings" w:hint="default"/>
+      </w:rPr>
+    </w:lvl>
+    <w:lvl w:ilvl="6" w:tplc="04070001" w:tentative="1">
+      <w:start w:val="1"/>
+      <w:numFmt w:val="bullet"/>
+      <w:lvlText w:val=""/>
+      <w:lvlJc w:val="left"/>
+      <w:pPr>
+        <w:ind w:left="5040" w:hanging="360"/>
+      </w:pPr>
+      <w:rPr>
+        <w:rFonts w:ascii="Symbol" w:hAnsi="Symbol" w:hint="default"/>
+      </w:rPr>
+    </w:lvl>
+    <w:lvl w:ilvl="7" w:tplc="04070003" w:tentative="1">
+      <w:start w:val="1"/>
+      <w:numFmt w:val="bullet"/>
+      <w:lvlText w:val="o"/>
+      <w:lvlJc w:val="left"/>
+      <w:pPr>
+        <w:ind w:left="5760" w:hanging="360"/>
+      </w:pPr>
+      <w:rPr>
+        <w:rFonts w:ascii="Courier New" w:hAnsi="Courier New" w:cs="Courier New" w:hint="default"/>
+      </w:rPr>
+    </w:lvl>
+    <w:lvl w:ilvl="8" w:tplc="04070005" w:tentative="1">
+      <w:start w:val="1"/>
+      <w:numFmt w:val="bullet"/>
+      <w:lvlText w:val=""/>
+      <w:lvlJc w:val="left"/>
+      <w:pPr>
+        <w:ind w:left="6480" w:hanging="360"/>
+      </w:pPr>
+      <w:rPr>
+        <w:rFonts w:ascii="Wingdings" w:hAnsi="Wingdings" w:hint="default"/>
+      </w:rPr>
+    </w:lvl>
+  </w:abstractNum>
+  <w:abstractNum w:abstractNumId="2" w15:restartNumberingAfterBreak="0">
+    <w:nsid w:val="5AF6603D"/>
+    <w:multiLevelType w:val="hybridMultilevel"/>
+    <w:tmpl w:val="93DE15B4"/>
+    <w:lvl w:ilvl="0" w:tplc="04070003">
+      <w:start w:val="1"/>
+      <w:numFmt w:val="bullet"/>
+      <w:lvlText w:val="o"/>
+      <w:lvlJc w:val="left"/>
+      <w:pPr>
+        <w:ind w:left="720" w:hanging="360"/>
+      </w:pPr>
+      <w:rPr>
+        <w:rFonts w:ascii="Courier New" w:hAnsi="Courier New" w:cs="Courier New" w:hint="default"/>
+      </w:rPr>
+    </w:lvl>
+    <w:lvl w:ilvl="1" w:tplc="04070003" w:tentative="1">
+      <w:start w:val="1"/>
+      <w:numFmt w:val="bullet"/>
+      <w:lvlText w:val="o"/>
+      <w:lvlJc w:val="left"/>
+      <w:pPr>
+        <w:ind w:left="1440" w:hanging="360"/>
+      </w:pPr>
+      <w:rPr>
+        <w:rFonts w:ascii="Courier New" w:hAnsi="Courier New" w:cs="Courier New" w:hint="default"/>
+      </w:rPr>
+    </w:lvl>
+    <w:lvl w:ilvl="2" w:tplc="04070005" w:tentative="1">
+      <w:start w:val="1"/>
+      <w:numFmt w:val="bullet"/>
+      <w:lvlText w:val=""/>
+      <w:lvlJc w:val="left"/>
+      <w:pPr>
+        <w:ind w:left="2160" w:hanging="360"/>
+      </w:pPr>
+      <w:rPr>
+        <w:rFonts w:ascii="Wingdings" w:hAnsi="Wingdings" w:hint="default"/>
+      </w:rPr>
+    </w:lvl>
+    <w:lvl w:ilvl="3" w:tplc="04070001" w:tentative="1">
+      <w:start w:val="1"/>
+      <w:numFmt w:val="bullet"/>
+      <w:lvlText w:val=""/>
+      <w:lvlJc w:val="left"/>
+      <w:pPr>
+        <w:ind w:left="2880" w:hanging="360"/>
+      </w:pPr>
+      <w:rPr>
+        <w:rFonts w:ascii="Symbol" w:hAnsi="Symbol" w:hint="default"/>
+      </w:rPr>
+    </w:lvl>
+    <w:lvl w:ilvl="4" w:tplc="04070003" w:tentative="1">
+      <w:start w:val="1"/>
+      <w:numFmt w:val="bullet"/>
+      <w:lvlText w:val="o"/>
+      <w:lvlJc w:val="left"/>
+      <w:pPr>
+        <w:ind w:left="3600" w:hanging="360"/>
+      </w:pPr>
+      <w:rPr>
+        <w:rFonts w:ascii="Courier New" w:hAnsi="Courier New" w:cs="Courier New" w:hint="default"/>
+      </w:rPr>
+    </w:lvl>
+    <w:lvl w:ilvl="5" w:tplc="04070005" w:tentative="1">
+      <w:start w:val="1"/>
+      <w:numFmt w:val="bullet"/>
+      <w:lvlText w:val=""/>
+      <w:lvlJc w:val="left"/>
+      <w:pPr>
+        <w:ind w:left="4320" w:hanging="360"/>
+      </w:pPr>
+      <w:rPr>
+        <w:rFonts w:ascii="Wingdings" w:hAnsi="Wingdings" w:hint="default"/>
+      </w:rPr>
+    </w:lvl>
+    <w:lvl w:ilvl="6" w:tplc="04070001" w:tentative="1">
+      <w:start w:val="1"/>
+      <w:numFmt w:val="bullet"/>
+      <w:lvlText w:val=""/>
+      <w:lvlJc w:val="left"/>
+      <w:pPr>
+        <w:ind w:left="5040" w:hanging="360"/>
+      </w:pPr>
+      <w:rPr>
+        <w:rFonts w:ascii="Symbol" w:hAnsi="Symbol" w:hint="default"/>
+      </w:rPr>
+    </w:lvl>
+    <w:lvl w:ilvl="7" w:tplc="04070003" w:tentative="1">
+      <w:start w:val="1"/>
+      <w:numFmt w:val="bullet"/>
+      <w:lvlText w:val="o"/>
+      <w:lvlJc w:val="left"/>
+      <w:pPr>
+        <w:ind w:left="5760" w:hanging="360"/>
+      </w:pPr>
+      <w:rPr>
+        <w:rFonts w:ascii="Courier New" w:hAnsi="Courier New" w:cs="Courier New" w:hint="default"/>
+      </w:rPr>
+    </w:lvl>
+    <w:lvl w:ilvl="8" w:tplc="04070005" w:tentative="1">
+      <w:start w:val="1"/>
+      <w:numFmt w:val="bullet"/>
+      <w:lvlText w:val=""/>
+      <w:lvlJc w:val="left"/>
+      <w:pPr>
+        <w:ind w:left="6480" w:hanging="360"/>
+      </w:pPr>
+      <w:rPr>
+        <w:rFonts w:ascii="Wingdings" w:hAnsi="Wingdings" w:hint="default"/>
+      </w:rPr>
+    </w:lvl>
+  </w:abstractNum>
+  <w:abstractNum w:abstractNumId="3" w15:restartNumberingAfterBreak="0">
+    <w:nsid w:val="5E09405B"/>
+    <w:multiLevelType w:val="hybridMultilevel"/>
+    <w:tmpl w:val="6B60C274"/>
+    <w:lvl w:ilvl="0" w:tplc="04070003">
+      <w:start w:val="1"/>
+      <w:numFmt w:val="bullet"/>
+      <w:lvlText w:val="o"/>
+      <w:lvlJc w:val="left"/>
+      <w:pPr>
+        <w:ind w:left="720" w:hanging="360"/>
+      </w:pPr>
+      <w:rPr>
+        <w:rFonts w:ascii="Courier New" w:hAnsi="Courier New" w:cs="Courier New" w:hint="default"/>
+      </w:rPr>
+    </w:lvl>
+    <w:lvl w:ilvl="1" w:tplc="04070003" w:tentative="1">
+      <w:start w:val="1"/>
+      <w:numFmt w:val="bullet"/>
+      <w:lvlText w:val="o"/>
+      <w:lvlJc w:val="left"/>
+      <w:pPr>
+        <w:ind w:left="1440" w:hanging="360"/>
+      </w:pPr>
+      <w:rPr>
+        <w:rFonts w:ascii="Courier New" w:hAnsi="Courier New" w:cs="Courier New" w:hint="default"/>
+      </w:rPr>
+    </w:lvl>
+    <w:lvl w:ilvl="2" w:tplc="04070005" w:tentative="1">
+      <w:start w:val="1"/>
+      <w:numFmt w:val="bullet"/>
+      <w:lvlText w:val=""/>
+      <w:lvlJc w:val="left"/>
+      <w:pPr>
+        <w:ind w:left="2160" w:hanging="360"/>
+      </w:pPr>
+      <w:rPr>
+        <w:rFonts w:ascii="Wingdings" w:hAnsi="Wingdings" w:hint="default"/>
+      </w:rPr>
+    </w:lvl>
+    <w:lvl w:ilvl="3" w:tplc="04070001" w:tentative="1">
+      <w:start w:val="1"/>
+      <w:numFmt w:val="bullet"/>
+      <w:lvlText w:val=""/>
+      <w:lvlJc w:val="left"/>
+      <w:pPr>
+        <w:ind w:left="2880" w:hanging="360"/>
+      </w:pPr>
+      <w:rPr>
+        <w:rFonts w:ascii="Symbol" w:hAnsi="Symbol" w:hint="default"/>
+      </w:rPr>
+    </w:lvl>
+    <w:lvl w:ilvl="4" w:tplc="04070003" w:tentative="1">
+      <w:start w:val="1"/>
+      <w:numFmt w:val="bullet"/>
+      <w:lvlText w:val="o"/>
+      <w:lvlJc w:val="left"/>
+      <w:pPr>
+        <w:ind w:left="3600" w:hanging="360"/>
+      </w:pPr>
+      <w:rPr>
+        <w:rFonts w:ascii="Courier New" w:hAnsi="Courier New" w:cs="Courier New" w:hint="default"/>
+      </w:rPr>
+    </w:lvl>
+    <w:lvl w:ilvl="5" w:tplc="04070005" w:tentative="1">
+      <w:start w:val="1"/>
+      <w:numFmt w:val="bullet"/>
+      <w:lvlText w:val=""/>
+      <w:lvlJc w:val="left"/>
+      <w:pPr>
+        <w:ind w:left="4320" w:hanging="360"/>
+      </w:pPr>
+      <w:rPr>
+        <w:rFonts w:ascii="Wingdings" w:hAnsi="Wingdings" w:hint="default"/>
+      </w:rPr>
+    </w:lvl>
+    <w:lvl w:ilvl="6" w:tplc="04070001" w:tentative="1">
+      <w:start w:val="1"/>
+      <w:numFmt w:val="bullet"/>
+      <w:lvlText w:val=""/>
+      <w:lvlJc w:val="left"/>
+      <w:pPr>
+        <w:ind w:left="5040" w:hanging="360"/>
+      </w:pPr>
+      <w:rPr>
+        <w:rFonts w:ascii="Symbol" w:hAnsi="Symbol" w:hint="default"/>
+      </w:rPr>
+    </w:lvl>
+    <w:lvl w:ilvl="7" w:tplc="04070003" w:tentative="1">
+      <w:start w:val="1"/>
+      <w:numFmt w:val="bullet"/>
+      <w:lvlText w:val="o"/>
+      <w:lvlJc w:val="left"/>
+      <w:pPr>
+        <w:ind w:left="5760" w:hanging="360"/>
+      </w:pPr>
+      <w:rPr>
+        <w:rFonts w:ascii="Courier New" w:hAnsi="Courier New" w:cs="Courier New" w:hint="default"/>
+      </w:rPr>
+    </w:lvl>
+    <w:lvl w:ilvl="8" w:tplc="04070005" w:tentative="1">
+      <w:start w:val="1"/>
+      <w:numFmt w:val="bullet"/>
+      <w:lvlText w:val=""/>
+      <w:lvlJc w:val="left"/>
+      <w:pPr>
+        <w:ind w:left="6480" w:hanging="360"/>
+      </w:pPr>
+      <w:rPr>
+        <w:rFonts w:ascii="Wingdings" w:hAnsi="Wingdings" w:hint="default"/>
+      </w:rPr>
+    </w:lvl>
+  </w:abstractNum>
+  <w:abstractNum w:abstractNumId="4" w15:restartNumberingAfterBreak="0">
     <w:nsid w:val="73A31557"/>
     <w:multiLevelType w:val="hybridMultilevel"/>
     <w:tmpl w:val="C5500B62"/>
@@ -1497,7 +2527,7 @@
       <w:lvlJc w:val="left"/>
     </w:lvl>
   </w:abstractNum>
-  <w:abstractNum w:abstractNumId="2" w15:restartNumberingAfterBreak="0">
+  <w:abstractNum w:abstractNumId="5" w15:restartNumberingAfterBreak="0">
     <w:nsid w:val="74C62911"/>
     <w:multiLevelType w:val="hybridMultilevel"/>
     <w:tmpl w:val="C6A096E6"/>
@@ -1603,14 +2633,138 @@
       <w:lvlJc w:val="left"/>
     </w:lvl>
   </w:abstractNum>
+  <w:abstractNum w:abstractNumId="6" w15:restartNumberingAfterBreak="0">
+    <w:nsid w:val="755B77B7"/>
+    <w:multiLevelType w:val="hybridMultilevel"/>
+    <w:tmpl w:val="DFC2A5B2"/>
+    <w:lvl w:ilvl="0" w:tplc="694E4FDE">
+      <w:numFmt w:val="bullet"/>
+      <w:lvlText w:val="-"/>
+      <w:lvlJc w:val="left"/>
+      <w:pPr>
+        <w:ind w:left="720" w:hanging="360"/>
+      </w:pPr>
+      <w:rPr>
+        <w:rFonts w:ascii="Verdana" w:eastAsia="Times New Roman" w:hAnsi="Verdana" w:cs="Times New Roman" w:hint="default"/>
+      </w:rPr>
+    </w:lvl>
+    <w:lvl w:ilvl="1" w:tplc="04070003" w:tentative="1">
+      <w:start w:val="1"/>
+      <w:numFmt w:val="bullet"/>
+      <w:lvlText w:val="o"/>
+      <w:lvlJc w:val="left"/>
+      <w:pPr>
+        <w:ind w:left="1440" w:hanging="360"/>
+      </w:pPr>
+      <w:rPr>
+        <w:rFonts w:ascii="Courier New" w:hAnsi="Courier New" w:cs="Courier New" w:hint="default"/>
+      </w:rPr>
+    </w:lvl>
+    <w:lvl w:ilvl="2" w:tplc="04070005" w:tentative="1">
+      <w:start w:val="1"/>
+      <w:numFmt w:val="bullet"/>
+      <w:lvlText w:val=""/>
+      <w:lvlJc w:val="left"/>
+      <w:pPr>
+        <w:ind w:left="2160" w:hanging="360"/>
+      </w:pPr>
+      <w:rPr>
+        <w:rFonts w:ascii="Wingdings" w:hAnsi="Wingdings" w:hint="default"/>
+      </w:rPr>
+    </w:lvl>
+    <w:lvl w:ilvl="3" w:tplc="04070001" w:tentative="1">
+      <w:start w:val="1"/>
+      <w:numFmt w:val="bullet"/>
+      <w:lvlText w:val=""/>
+      <w:lvlJc w:val="left"/>
+      <w:pPr>
+        <w:ind w:left="2880" w:hanging="360"/>
+      </w:pPr>
+      <w:rPr>
+        <w:rFonts w:ascii="Symbol" w:hAnsi="Symbol" w:hint="default"/>
+      </w:rPr>
+    </w:lvl>
+    <w:lvl w:ilvl="4" w:tplc="04070003" w:tentative="1">
+      <w:start w:val="1"/>
+      <w:numFmt w:val="bullet"/>
+      <w:lvlText w:val="o"/>
+      <w:lvlJc w:val="left"/>
+      <w:pPr>
+        <w:ind w:left="3600" w:hanging="360"/>
+      </w:pPr>
+      <w:rPr>
+        <w:rFonts w:ascii="Courier New" w:hAnsi="Courier New" w:cs="Courier New" w:hint="default"/>
+      </w:rPr>
+    </w:lvl>
+    <w:lvl w:ilvl="5" w:tplc="04070005" w:tentative="1">
+      <w:start w:val="1"/>
+      <w:numFmt w:val="bullet"/>
+      <w:lvlText w:val=""/>
+      <w:lvlJc w:val="left"/>
+      <w:pPr>
+        <w:ind w:left="4320" w:hanging="360"/>
+      </w:pPr>
+      <w:rPr>
+        <w:rFonts w:ascii="Wingdings" w:hAnsi="Wingdings" w:hint="default"/>
+      </w:rPr>
+    </w:lvl>
+    <w:lvl w:ilvl="6" w:tplc="04070001" w:tentative="1">
+      <w:start w:val="1"/>
+      <w:numFmt w:val="bullet"/>
+      <w:lvlText w:val=""/>
+      <w:lvlJc w:val="left"/>
+      <w:pPr>
+        <w:ind w:left="5040" w:hanging="360"/>
+      </w:pPr>
+      <w:rPr>
+        <w:rFonts w:ascii="Symbol" w:hAnsi="Symbol" w:hint="default"/>
+      </w:rPr>
+    </w:lvl>
+    <w:lvl w:ilvl="7" w:tplc="04070003" w:tentative="1">
+      <w:start w:val="1"/>
+      <w:numFmt w:val="bullet"/>
+      <w:lvlText w:val="o"/>
+      <w:lvlJc w:val="left"/>
+      <w:pPr>
+        <w:ind w:left="5760" w:hanging="360"/>
+      </w:pPr>
+      <w:rPr>
+        <w:rFonts w:ascii="Courier New" w:hAnsi="Courier New" w:cs="Courier New" w:hint="default"/>
+      </w:rPr>
+    </w:lvl>
+    <w:lvl w:ilvl="8" w:tplc="04070005" w:tentative="1">
+      <w:start w:val="1"/>
+      <w:numFmt w:val="bullet"/>
+      <w:lvlText w:val=""/>
+      <w:lvlJc w:val="left"/>
+      <w:pPr>
+        <w:ind w:left="6480" w:hanging="360"/>
+      </w:pPr>
+      <w:rPr>
+        <w:rFonts w:ascii="Wingdings" w:hAnsi="Wingdings" w:hint="default"/>
+      </w:rPr>
+    </w:lvl>
+  </w:abstractNum>
   <w:num w:numId="1" w16cid:durableId="583497328">
-    <w:abstractNumId w:val="2"/>
+    <w:abstractNumId w:val="5"/>
   </w:num>
   <w:num w:numId="2" w16cid:durableId="604387531">
     <w:abstractNumId w:val="0"/>
   </w:num>
   <w:num w:numId="3" w16cid:durableId="905845787">
+    <w:abstractNumId w:val="4"/>
+  </w:num>
+  <w:num w:numId="4" w16cid:durableId="294141753">
     <w:abstractNumId w:val="1"/>
+  </w:num>
+  <w:num w:numId="5" w16cid:durableId="137110459">
+    <w:abstractNumId w:val="6"/>
+  </w:num>
+  <w:num w:numId="6" w16cid:durableId="1784228478">
+    <w:abstractNumId w:val="3"/>
+  </w:num>
+  <w:num w:numId="7" w16cid:durableId="1348288925">
+    <w:abstractNumId w:val="2"/>
   </w:num>
 </w:numbering>
 </file>
@@ -2043,6 +3197,37 @@
     <w:semiHidden/>
     <w:unhideWhenUsed/>
   </w:style>
+  <w:style w:type="paragraph" w:customStyle="1" w:styleId="p1">
+    <w:name w:val="p1"/>
+    <w:basedOn w:val="Standard"/>
+    <w:rsid w:val="00F14C42"/>
+    <w:pPr>
+      <w:spacing w:before="100" w:beforeAutospacing="1" w:after="100" w:afterAutospacing="1" w:line="240" w:lineRule="auto"/>
+    </w:pPr>
+    <w:rPr>
+      <w:rFonts w:ascii="Times New Roman" w:eastAsia="Times New Roman" w:hAnsi="Times New Roman" w:cs="Times New Roman"/>
+      <w:kern w:val="0"/>
+    </w:rPr>
+  </w:style>
+  <w:style w:type="table" w:styleId="Tabellenraster">
+    <w:name w:val="Table Grid"/>
+    <w:basedOn w:val="NormaleTabelle"/>
+    <w:uiPriority w:val="39"/>
+    <w:rsid w:val="00AB63D1"/>
+    <w:pPr>
+      <w:spacing w:after="0" w:line="240" w:lineRule="auto"/>
+    </w:pPr>
+    <w:tblPr>
+      <w:tblBorders>
+        <w:top w:val="single" w:sz="4" w:space="0" w:color="auto"/>
+        <w:left w:val="single" w:sz="4" w:space="0" w:color="auto"/>
+        <w:bottom w:val="single" w:sz="4" w:space="0" w:color="auto"/>
+        <w:right w:val="single" w:sz="4" w:space="0" w:color="auto"/>
+        <w:insideH w:val="single" w:sz="4" w:space="0" w:color="auto"/>
+        <w:insideV w:val="single" w:sz="4" w:space="0" w:color="auto"/>
+      </w:tblBorders>
+    </w:tblPr>
+  </w:style>
 </w:styles>
 </file>
 
